--- a/03_Team_Work/Team4/Milestone_5_Algorithms/TeamEditor/ZH_M5_Team4_1.5.1_ALG_validatePassword_v01.docx
+++ b/03_Team_Work/Team4/Milestone_5_Algorithms/TeamEditor/ZH_M5_Team4_1.5.1_ALG_validatePassword_v01.docx
@@ -1,9 +1,11 @@
 
 <file path=word/document.xml><?xml version="1.0" encoding="utf-8"?>
-<w:document xmlns:wpc="http://schemas.microsoft.com/office/word/2010/wordprocessingCanvas" xmlns:cx="http://schemas.microsoft.com/office/drawing/2014/chartex" xmlns:cx1="http://schemas.microsoft.com/office/drawing/2015/9/8/chartex" xmlns:cx2="http://schemas.microsoft.com/office/drawing/2015/10/21/chartex" xmlns:cx3="http://schemas.microsoft.com/office/drawing/2016/5/9/chartex" xmlns:cx4="http://schemas.microsoft.com/office/drawing/2016/5/10/chartex" xmlns:cx5="http://schemas.microsoft.com/office/drawing/2016/5/11/chartex" xmlns:cx6="http://schemas.microsoft.com/office/drawing/2016/5/12/chartex" xmlns:cx7="http://schemas.microsoft.com/office/drawing/2016/5/13/chartex" xmlns:cx8="http://schemas.microsoft.com/office/drawing/2016/5/14/chartex" xmlns:mc="http://schemas.openxmlformats.org/markup-compatibility/2006" xmlns:m="http://schemas.openxmlformats.org/officeDocument/2006/math" xmlns:aink="http://schemas.microsoft.com/office/drawing/2016/ink" xmlns:am3d="http://schemas.microsoft.com/office/drawing/2017/model3d" xmlns:oel="http://schemas.microsoft.com/office/2019/extlst" xmlns:r="http://schemas.openxmlformats.org/officeDocument/2006/relationships" xmlns:wp14="http://schemas.microsoft.com/office/word/2010/wordprocessingDrawing" xmlns:wp="http://schemas.openxmlformats.org/drawingml/2006/wordprocessingDrawing" xmlns:wpg="http://schemas.microsoft.com/office/word/2010/wordprocessingGroup" xmlns:wpi="http://schemas.microsoft.com/office/word/2010/wordprocessingInk" xmlns:wps="http://schemas.microsoft.com/office/word/2010/wordprocessingShape" xmlns:o="urn:schemas-microsoft-com:office:office" xmlns:v="urn:schemas-microsoft-com:vml" xmlns:w10="urn:schemas-microsoft-com:office:word" xmlns:w="http://schemas.openxmlformats.org/wordprocessingml/2006/main" xmlns:w14="http://schemas.microsoft.com/office/word/2010/wordml" xmlns:w15="http://schemas.microsoft.com/office/word/2012/wordml" xmlns:w16cex="http://schemas.microsoft.com/office/word/2018/wordml/cex" xmlns:w16cid="http://schemas.microsoft.com/office/word/2016/wordml/cid" xmlns:w16="http://schemas.microsoft.com/office/word/2018/wordml" xmlns:w16sdtdh="http://schemas.microsoft.com/office/word/2020/wordml/sdtdatahash" xmlns:w16sdtfl="http://schemas.microsoft.com/office/word/2024/wordml/sdtformatlock" xmlns:w16se="http://schemas.microsoft.com/office/word/2015/wordml/symex" xmlns:w16du="http://schemas.microsoft.com/office/word/2023/wordml/word16du" xmlns:wne="http://schemas.microsoft.com/office/word/2006/wordml" mc:Ignorable="w14 w15 w16se w16cid w16 w16cex w16sdtdh w16sdtfl w16du wp14">
+<w:document xmlns:wpc="http://schemas.microsoft.com/office/word/2010/wordprocessingCanvas" xmlns:cx="http://schemas.microsoft.com/office/drawing/2014/chartex" xmlns:cx1="http://schemas.microsoft.com/office/drawing/2015/9/8/chartex" xmlns:cx2="http://schemas.microsoft.com/office/drawing/2015/10/21/chartex" xmlns:cx3="http://schemas.microsoft.com/office/drawing/2016/5/9/chartex" xmlns:cx4="http://schemas.microsoft.com/office/drawing/2016/5/10/chartex" xmlns:cx5="http://schemas.microsoft.com/office/drawing/2016/5/11/chartex" xmlns:cx6="http://schemas.microsoft.com/office/drawing/2016/5/12/chartex" xmlns:cx7="http://schemas.microsoft.com/office/drawing/2016/5/13/chartex" xmlns:cx8="http://schemas.microsoft.com/office/drawing/2016/5/14/chartex" xmlns:mc="http://schemas.openxmlformats.org/markup-compatibility/2006" xmlns:aink="http://schemas.microsoft.com/office/drawing/2016/ink" xmlns:am3d="http://schemas.microsoft.com/office/drawing/2017/model3d" xmlns:o="urn:schemas-microsoft-com:office:office" xmlns:oel="http://schemas.microsoft.com/office/2019/extlst" xmlns:r="http://schemas.openxmlformats.org/officeDocument/2006/relationships" xmlns:m="http://schemas.openxmlformats.org/officeDocument/2006/math" xmlns:v="urn:schemas-microsoft-com:vml" xmlns:wp14="http://schemas.microsoft.com/office/word/2010/wordprocessingDrawing" xmlns:wp="http://schemas.openxmlformats.org/drawingml/2006/wordprocessingDrawing" xmlns:w10="urn:schemas-microsoft-com:office:word" xmlns:w="http://schemas.openxmlformats.org/wordprocessingml/2006/main" xmlns:w14="http://schemas.microsoft.com/office/word/2010/wordml" xmlns:w15="http://schemas.microsoft.com/office/word/2012/wordml" xmlns:w16cex="http://schemas.microsoft.com/office/word/2018/wordml/cex" xmlns:w16cid="http://schemas.microsoft.com/office/word/2016/wordml/cid" xmlns:w16="http://schemas.microsoft.com/office/word/2018/wordml" xmlns:w16du="http://schemas.microsoft.com/office/word/2023/wordml/word16du" xmlns:w16sdtdh="http://schemas.microsoft.com/office/word/2020/wordml/sdtdatahash" xmlns:w16sdtfl="http://schemas.microsoft.com/office/word/2024/wordml/sdtformatlock" xmlns:w16se="http://schemas.microsoft.com/office/word/2015/wordml/symex" xmlns:wpg="http://schemas.microsoft.com/office/word/2010/wordprocessingGroup" xmlns:wpi="http://schemas.microsoft.com/office/word/2010/wordprocessingInk" xmlns:wne="http://schemas.microsoft.com/office/word/2006/wordml" xmlns:wps="http://schemas.microsoft.com/office/word/2010/wordprocessingShape" mc:Ignorable="w14 w15 w16se w16cid w16 w16cex w16sdtdh w16sdtfl w16du wp14">
   <w:body>
     <w:p>
       <w:pPr>
+        <w:keepNext/>
+        <w:outlineLvl w:val="3"/>
         <w:rPr>
           <w:rFonts w:ascii="Arial" w:hAnsi="Arial" w:cs="Arial"/>
           <w:b/>
@@ -19,7 +21,6 @@
         <w:t xml:space="preserve">1.5.1-ALG </w:t>
       </w:r>
       <w:proofErr w:type="spellStart"/>
-      <w:proofErr w:type="gramStart"/>
       <w:r>
         <w:rPr>
           <w:rFonts w:ascii="Arial" w:hAnsi="Arial" w:cs="Arial"/>
@@ -35,22 +36,13 @@
           <w:b/>
           <w:bCs/>
         </w:rPr>
-        <w:t>(</w:t>
-      </w:r>
-      <w:proofErr w:type="gramEnd"/>
-      <w:r>
-        <w:rPr>
-          <w:rFonts w:ascii="Arial" w:hAnsi="Arial" w:cs="Arial"/>
-          <w:b/>
-          <w:bCs/>
-        </w:rPr>
-        <w:t>) Algorithm</w:t>
+        <w:t>() Algorithm</w:t>
       </w:r>
     </w:p>
     <w:p>
       <w:pPr>
         <w:keepNext/>
-        <w:spacing w:before="6" w:after="0"/>
+        <w:spacing w:before="6" w:after="0" w:line="240" w:lineRule="auto"/>
         <w:rPr>
           <w:rFonts w:ascii="Times New Roman" w:hAnsi="Times New Roman" w:cs="Times New Roman"/>
           <w:sz w:val="22"/>
@@ -171,8 +163,7 @@
     </w:p>
     <w:p>
       <w:pPr>
-        <w:keepNext/>
-        <w:spacing w:before="6" w:after="0" w:line="360" w:lineRule="auto"/>
+        <w:spacing w:before="6" w:after="0" w:line="240" w:lineRule="auto"/>
         <w:rPr>
           <w:rFonts w:ascii="Arial" w:hAnsi="Arial" w:cs="Arial"/>
           <w:sz w:val="22"/>
@@ -180,7 +171,6 @@
         </w:rPr>
       </w:pPr>
       <w:proofErr w:type="spellStart"/>
-      <w:proofErr w:type="gramStart"/>
       <w:r>
         <w:rPr>
           <w:rFonts w:ascii="Times New Roman" w:hAnsi="Times New Roman" w:cs="Times New Roman"/>
@@ -196,16 +186,7 @@
           <w:sz w:val="22"/>
           <w:szCs w:val="22"/>
         </w:rPr>
-        <w:t xml:space="preserve"> :</w:t>
-      </w:r>
-      <w:proofErr w:type="gramEnd"/>
-      <w:r>
-        <w:rPr>
-          <w:rFonts w:ascii="Times New Roman" w:hAnsi="Times New Roman" w:cs="Times New Roman"/>
-          <w:sz w:val="22"/>
-          <w:szCs w:val="22"/>
-        </w:rPr>
-        <w:t xml:space="preserve"> List of Strings</w:t>
+        <w:t xml:space="preserve"> : List of Strings</w:t>
       </w:r>
     </w:p>
     <w:sectPr>
@@ -219,7 +200,7 @@
 </file>
 
 <file path=word/styles.xml><?xml version="1.0" encoding="utf-8"?>
-<w:styles xmlns:mc="http://schemas.openxmlformats.org/markup-compatibility/2006" xmlns:r="http://schemas.openxmlformats.org/officeDocument/2006/relationships" xmlns:w="http://schemas.openxmlformats.org/wordprocessingml/2006/main" xmlns:w14="http://schemas.microsoft.com/office/word/2010/wordml" xmlns:w15="http://schemas.microsoft.com/office/word/2012/wordml" xmlns:w16cex="http://schemas.microsoft.com/office/word/2018/wordml/cex" xmlns:w16cid="http://schemas.microsoft.com/office/word/2016/wordml/cid" xmlns:w16="http://schemas.microsoft.com/office/word/2018/wordml" xmlns:w16sdtdh="http://schemas.microsoft.com/office/word/2020/wordml/sdtdatahash" xmlns:w16sdtfl="http://schemas.microsoft.com/office/word/2024/wordml/sdtformatlock" xmlns:w16se="http://schemas.microsoft.com/office/word/2015/wordml/symex" xmlns:w16du="http://schemas.microsoft.com/office/word/2023/wordml/word16du" mc:Ignorable="w14 w15 w16se w16cid w16 w16cex w16sdtdh w16sdtfl w16du">
+<w:styles xmlns:mc="http://schemas.openxmlformats.org/markup-compatibility/2006" xmlns:r="http://schemas.openxmlformats.org/officeDocument/2006/relationships" xmlns:w="http://schemas.openxmlformats.org/wordprocessingml/2006/main" xmlns:w14="http://schemas.microsoft.com/office/word/2010/wordml" xmlns:w15="http://schemas.microsoft.com/office/word/2012/wordml" xmlns:w16cex="http://schemas.microsoft.com/office/word/2018/wordml/cex" xmlns:w16cid="http://schemas.microsoft.com/office/word/2016/wordml/cid" xmlns:w16="http://schemas.microsoft.com/office/word/2018/wordml" xmlns:w16du="http://schemas.microsoft.com/office/word/2023/wordml/word16du" xmlns:w16sdtdh="http://schemas.microsoft.com/office/word/2020/wordml/sdtdatahash" xmlns:w16sdtfl="http://schemas.microsoft.com/office/word/2024/wordml/sdtformatlock" xmlns:w16se="http://schemas.microsoft.com/office/word/2015/wordml/symex" mc:Ignorable="w14 w15 w16se w16cid w16 w16cex w16sdtdh w16sdtfl w16du">
   <w:docDefaults>
     <w:rPrDefault>
       <w:rPr>
